--- a/FluvialRatios_Supplement.docx
+++ b/FluvialRatios_Supplement.docx
@@ -1,6 +1,6 @@
 
 <file path=word/document.xml><?xml version="1.0" encoding="utf-8"?>
-<w:document xmlns:wpc="http://schemas.microsoft.com/office/word/2010/wordprocessingCanvas" xmlns:cx="http://schemas.microsoft.com/office/drawing/2014/chartex" xmlns:cx1="http://schemas.microsoft.com/office/drawing/2015/9/8/chartex" xmlns:cx2="http://schemas.microsoft.com/office/drawing/2015/10/21/chartex" xmlns:cx3="http://schemas.microsoft.com/office/drawing/2016/5/9/chartex" xmlns:cx4="http://schemas.microsoft.com/office/drawing/2016/5/10/chartex" xmlns:cx5="http://schemas.microsoft.com/office/drawing/2016/5/11/chartex" xmlns:cx6="http://schemas.microsoft.com/office/drawing/2016/5/12/chartex" xmlns:cx7="http://schemas.microsoft.com/office/drawing/2016/5/13/chartex" xmlns:cx8="http://schemas.microsoft.com/office/drawing/2016/5/14/chartex" xmlns:mc="http://schemas.openxmlformats.org/markup-compatibility/2006" xmlns:aink="http://schemas.microsoft.com/office/drawing/2016/ink" xmlns:am3d="http://schemas.microsoft.com/office/drawing/2017/model3d" xmlns:o="urn:schemas-microsoft-com:office:office" xmlns:oel="http://schemas.microsoft.com/office/2019/extlst" xmlns:r="http://schemas.openxmlformats.org/officeDocument/2006/relationships" xmlns:m="http://schemas.openxmlformats.org/officeDocument/2006/math" xmlns:v="urn:schemas-microsoft-com:vml" xmlns:wp14="http://schemas.microsoft.com/office/word/2010/wordprocessingDrawing" xmlns:wp="http://schemas.openxmlformats.org/drawingml/2006/wordprocessingDrawing" xmlns:w10="urn:schemas-microsoft-com:office:word" xmlns:w="http://schemas.openxmlformats.org/wordprocessingml/2006/main" xmlns:w14="http://schemas.microsoft.com/office/word/2010/wordml" xmlns:w15="http://schemas.microsoft.com/office/word/2012/wordml" xmlns:w16cex="http://schemas.microsoft.com/office/word/2018/wordml/cex" xmlns:w16cid="http://schemas.microsoft.com/office/word/2016/wordml/cid" xmlns:w16="http://schemas.microsoft.com/office/word/2018/wordml" xmlns:w16du="http://schemas.microsoft.com/office/word/2023/wordml/word16du" xmlns:w16sdtdh="http://schemas.microsoft.com/office/word/2020/wordml/sdtdatahash" xmlns:w16se="http://schemas.microsoft.com/office/word/2015/wordml/symex" xmlns:wpg="http://schemas.microsoft.com/office/word/2010/wordprocessingGroup" xmlns:wpi="http://schemas.microsoft.com/office/word/2010/wordprocessingInk" xmlns:wne="http://schemas.microsoft.com/office/word/2006/wordml" xmlns:wps="http://schemas.microsoft.com/office/word/2010/wordprocessingShape" mc:Ignorable="w14 w15 w16se w16cid w16 w16cex w16sdtdh w16du wp14">
+<w:document xmlns:wpc="http://schemas.microsoft.com/office/word/2010/wordprocessingCanvas" xmlns:cx="http://schemas.microsoft.com/office/drawing/2014/chartex" xmlns:cx1="http://schemas.microsoft.com/office/drawing/2015/9/8/chartex" xmlns:cx2="http://schemas.microsoft.com/office/drawing/2015/10/21/chartex" xmlns:cx3="http://schemas.microsoft.com/office/drawing/2016/5/9/chartex" xmlns:cx4="http://schemas.microsoft.com/office/drawing/2016/5/10/chartex" xmlns:cx5="http://schemas.microsoft.com/office/drawing/2016/5/11/chartex" xmlns:cx6="http://schemas.microsoft.com/office/drawing/2016/5/12/chartex" xmlns:cx7="http://schemas.microsoft.com/office/drawing/2016/5/13/chartex" xmlns:cx8="http://schemas.microsoft.com/office/drawing/2016/5/14/chartex" xmlns:mc="http://schemas.openxmlformats.org/markup-compatibility/2006" xmlns:aink="http://schemas.microsoft.com/office/drawing/2016/ink" xmlns:am3d="http://schemas.microsoft.com/office/drawing/2017/model3d" xmlns:o="urn:schemas-microsoft-com:office:office" xmlns:oel="http://schemas.microsoft.com/office/2019/extlst" xmlns:r="http://schemas.openxmlformats.org/officeDocument/2006/relationships" xmlns:m="http://schemas.openxmlformats.org/officeDocument/2006/math" xmlns:v="urn:schemas-microsoft-com:vml" xmlns:wp14="http://schemas.microsoft.com/office/word/2010/wordprocessingDrawing" xmlns:wp="http://schemas.openxmlformats.org/drawingml/2006/wordprocessingDrawing" xmlns:w10="urn:schemas-microsoft-com:office:word" xmlns:w="http://schemas.openxmlformats.org/wordprocessingml/2006/main" xmlns:w14="http://schemas.microsoft.com/office/word/2010/wordml" xmlns:w15="http://schemas.microsoft.com/office/word/2012/wordml" xmlns:w16cex="http://schemas.microsoft.com/office/word/2018/wordml/cex" xmlns:w16cid="http://schemas.microsoft.com/office/word/2016/wordml/cid" xmlns:w16="http://schemas.microsoft.com/office/word/2018/wordml" xmlns:w16du="http://schemas.microsoft.com/office/word/2023/wordml/word16du" xmlns:w16sdtdh="http://schemas.microsoft.com/office/word/2020/wordml/sdtdatahash" xmlns:w16sdtfl="http://schemas.microsoft.com/office/word/2024/wordml/sdtformatlock" xmlns:w16se="http://schemas.microsoft.com/office/word/2015/wordml/symex" xmlns:wpg="http://schemas.microsoft.com/office/word/2010/wordprocessingGroup" xmlns:wpi="http://schemas.microsoft.com/office/word/2010/wordprocessingInk" xmlns:wne="http://schemas.microsoft.com/office/word/2006/wordml" xmlns:wps="http://schemas.microsoft.com/office/word/2010/wordprocessingShape" mc:Ignorable="w14 w15 w16se w16cid w16 w16cex w16sdtdh w16sdtfl w16du wp14">
   <w:body>
     <w:p>
       <w:pPr>
@@ -554,7 +554,7 @@
         <w:fldChar w:fldCharType="begin"/>
       </w:r>
       <w:r>
-        <w:instrText xml:space="preserve"> ADDIN ZOTERO_ITEM CSL_CITATION {"citationID":"EOuHOVXZ","properties":{"formattedCitation":"(Codilean et al., 2022)","plainCitation":"(Codilean et al., 2022)","noteIndex":0},"citationItems":[{"id":680,"uris":["http://zotero.org/users/12859088/items/SA6BL8HR"],"itemData":{"id":680,"type":"article-journal","container-title":"Earth Syst. Sci. Data","DOI":"10.5194/essd-14-3695-2022","ISSN":"1866-3516","issue":"8","page":"3695-3713","title":"OCTOPUS database (v.2)","volume":"14","author":[{"family":"Codilean","given":"A. T."},{"family":"Munack","given":"H."},{"family":"Saktura","given":"W. M."},{"family":"Cohen","given":"T. J."},{"family":"Jacobs","given":"Z."},{"family":"Ulm","given":"S."},{"family":"Hesse","given":"P. P."},{"family":"Heyman","given":"J."},{"family":"Peters","given":"K. J."},{"family":"Williams","given":"A. N."},{"family":"Saktura","given":"R. B. K."},{"family":"Rui","given":"X."},{"family":"Chishiro-Dennelly","given":"K."},{"family":"Panta","given":"A."}],"issued":{"date-parts":[["2022"]]}}}],"schema":"https://github.com/citation-style-language/schema/raw/master/csl-citation.json"} </w:instrText>
+        <w:instrText xml:space="preserve"> ADDIN ZOTERO_ITEM CSL_CITATION {"citationID":"EOuHOVXZ","properties":{"formattedCitation":"(Codilean et al., 2022)","plainCitation":"(Codilean et al., 2022)","dontUpdate":true,"noteIndex":0},"citationItems":[{"id":680,"uris":["http://zotero.org/users/12859088/items/SA6BL8HR"],"itemData":{"id":680,"type":"article-journal","container-title":"Earth Syst. Sci. Data","DOI":"10.5194/essd-14-3695-2022","ISSN":"1866-3516","issue":"8","page":"3695-3713","title":"OCTOPUS database (v.2)","volume":"14","author":[{"family":"Codilean","given":"A. T."},{"family":"Munack","given":"H."},{"family":"Saktura","given":"W. M."},{"family":"Cohen","given":"T. J."},{"family":"Jacobs","given":"Z."},{"family":"Ulm","given":"S."},{"family":"Hesse","given":"P. P."},{"family":"Heyman","given":"J."},{"family":"Peters","given":"K. J."},{"family":"Williams","given":"A. N."},{"family":"Saktura","given":"R. B. K."},{"family":"Rui","given":"X."},{"family":"Chishiro-Dennelly","given":"K."},{"family":"Panta","given":"A."}],"issued":{"date-parts":[["2022"]]}}}],"schema":"https://github.com/citation-style-language/schema/raw/master/csl-citation.json"} </w:instrText>
       </w:r>
       <w:r>
         <w:fldChar w:fldCharType="separate"/>
@@ -671,7 +671,7 @@
         <w:fldChar w:fldCharType="begin"/>
       </w:r>
       <w:r>
-        <w:instrText xml:space="preserve"> ADDIN ZOTERO_ITEM CSL_CITATION {"citationID":"D9ozoaRB","properties":{"formattedCitation":"(2014)","plainCitation":"(2014)","noteIndex":0},"citationItems":[{"id":439,"uris":["http://zotero.org/users/12859088/items/RHLGXS4L"],"itemData":{"id":439,"type":"article-journal","container-title":"Geology","ISSN":"1943-2682","issue":"6","page":"527-530","title":"The contribution of mountains to global denudation","volume":"42","author":[{"family":"Larsen","given":"Isaac J"},{"family":"Montgomery","given":"David R"},{"family":"Greenberg","given":"Harvey M"}],"issued":{"date-parts":[["2014"]]}},"label":"page","suppress-author":true}],"schema":"https://github.com/citation-style-language/schema/raw/master/csl-citation.json"} </w:instrText>
+        <w:instrText xml:space="preserve"> ADDIN ZOTERO_ITEM CSL_CITATION {"citationID":"D9ozoaRB","properties":{"formattedCitation":"(2014)","plainCitation":"(2014)","dontUpdate":true,"noteIndex":0},"citationItems":[{"id":439,"uris":["http://zotero.org/users/12859088/items/RHLGXS4L"],"itemData":{"id":439,"type":"article-journal","container-title":"Geology","ISSN":"1943-2682","issue":"6","page":"527-530","title":"The contribution of mountains to global denudation","volume":"42","author":[{"family":"Larsen","given":"Isaac J"},{"family":"Montgomery","given":"David R"},{"family":"Greenberg","given":"Harvey M"}],"issued":{"date-parts":[["2014"]]}},"label":"page","suppress-author":true}],"schema":"https://github.com/citation-style-language/schema/raw/master/csl-citation.json"} </w:instrText>
       </w:r>
       <w:r>
         <w:fldChar w:fldCharType="separate"/>
@@ -1047,26 +1047,74 @@
       <w:r>
         <w:t xml:space="preserve"> to calculate the predicted probability that river reaches in a basin cease to flow for at least one day per year on average somewhere along their length. </w:t>
       </w:r>
+    </w:p>
+    <w:p>
       <w:r>
         <w:rPr>
           <w:b/>
           <w:bCs/>
         </w:rPr>
-        <w:br w:type="page"/>
-      </w:r>
-    </w:p>
-    <w:p>
-      <w:pPr>
+        <w:t xml:space="preserve">LGM Ice Cover </w:t>
+      </w:r>
+      <w:r>
+        <w:t xml:space="preserve">– We used the shapefiles of Last Glacial Maximum ice extent from </w:t>
+      </w:r>
+      <w:r>
+        <w:fldChar w:fldCharType="begin"/>
+      </w:r>
+      <w:r>
+        <w:instrText xml:space="preserve"> ADDIN ZOTERO_ITEM CSL_CITATION {"citationID":"bFWCakRm","properties":{"formattedCitation":"(Ehlers et al., 2011)","plainCitation":"(Ehlers et al., 2011)","noteIndex":0},"citationItems":[{"id":3045,"uris":["http://zotero.org/users/12859088/items/A5U9PU6M"],"itemData":{"id":3045,"type":"book","collection-title":"Developments in Quaternary Sciences","number-of-pages":"2-1108","title":"Quaternary Glaciations - Extent and Chronology","volume":"15","author":[{"family":"Ehlers","given":"Jurgen"},{"family":"Gibbard","given":"Phillip"},{"family":"Hughes","given":"Philip"}],"issued":{"date-parts":[["2011"]]}}}],"schema":"https://github.com/citation-style-language/schema/raw/master/csl-citation.json"} </w:instrText>
+      </w:r>
+      <w:r>
+        <w:fldChar w:fldCharType="separate"/>
+      </w:r>
+      <w:r>
+        <w:rPr>
+          <w:noProof/>
+        </w:rPr>
+        <w:t>Ehlers et al. (2011)</w:t>
+      </w:r>
+      <w:r>
+        <w:fldChar w:fldCharType="end"/>
+      </w:r>
+      <w:r>
+        <w:t xml:space="preserve"> </w:t>
+      </w:r>
+      <w:r>
+        <w:t>to calculate total area of ice cover and percent cover of sampled basins.</w:t>
+      </w:r>
+    </w:p>
+    <w:p>
+      <w:r>
         <w:rPr>
           <w:b/>
           <w:bCs/>
         </w:rPr>
-      </w:pPr>
-      <w:r>
+        <w:lastRenderedPageBreak/>
+        <w:t>Hypsometric Integral</w:t>
+      </w:r>
+      <w:r>
+        <w:t xml:space="preserve"> – We used the Hypsometric Integral Toolbox for ArcGIS to calculate integrals for all basins based on their shapefiles and elevations. The toolbox can be found at this URL: </w:t>
+      </w:r>
+      <w:r>
+        <w:t>https://www.arcgis.com/home/item.html?id=23a2dd9d127f41c195628457187d4a54</w:t>
+      </w:r>
+      <w:r>
+        <w:br w:type="page"/>
+      </w:r>
+    </w:p>
+    <w:p>
+      <w:pPr>
         <w:rPr>
           <w:b/>
           <w:bCs/>
         </w:rPr>
+      </w:pPr>
+      <w:r>
+        <w:rPr>
+          <w:b/>
+          <w:bCs/>
+        </w:rPr>
         <w:lastRenderedPageBreak/>
         <w:t>References Cited:</w:t>
       </w:r>
@@ -1084,8 +1132,53 @@
       <w:r>
         <w:fldChar w:fldCharType="separate"/>
       </w:r>
-      <w:r>
-        <w:t>Codilean, A. T., Munack, H., Saktura, W. M., Cohen, T. J., Jacobs, Z., Ulm, S., Hesse, P. P., Heyman, J., Peters, K. J., Williams, A. N., Saktura, R. B. K., Rui, X., Chishiro-Dennelly, K., and Panta, A.: OCTOPUS database (v.2), Earth Syst. Sci. Data, 14, 3695–3713, https://doi.org/10.5194/essd-14-3695-2022, 2022.</w:t>
+      <w:proofErr w:type="spellStart"/>
+      <w:r>
+        <w:t>Codilean</w:t>
+      </w:r>
+      <w:proofErr w:type="spellEnd"/>
+      <w:r>
+        <w:t xml:space="preserve">, A. T., </w:t>
+      </w:r>
+      <w:proofErr w:type="spellStart"/>
+      <w:r>
+        <w:t>Munack</w:t>
+      </w:r>
+      <w:proofErr w:type="spellEnd"/>
+      <w:r>
+        <w:t xml:space="preserve">, H., </w:t>
+      </w:r>
+      <w:proofErr w:type="spellStart"/>
+      <w:r>
+        <w:t>Saktura</w:t>
+      </w:r>
+      <w:proofErr w:type="spellEnd"/>
+      <w:r>
+        <w:t xml:space="preserve">, W. M., Cohen, T. J., Jacobs, Z., Ulm, S., Hesse, P. P., Heyman, J., Peters, K. J., Williams, A. N., </w:t>
+      </w:r>
+      <w:proofErr w:type="spellStart"/>
+      <w:r>
+        <w:t>Saktura</w:t>
+      </w:r>
+      <w:proofErr w:type="spellEnd"/>
+      <w:r>
+        <w:t xml:space="preserve">, R. B. K., Rui, X., </w:t>
+      </w:r>
+      <w:proofErr w:type="spellStart"/>
+      <w:r>
+        <w:t>Chishiro-Dennelly</w:t>
+      </w:r>
+      <w:proofErr w:type="spellEnd"/>
+      <w:r>
+        <w:t xml:space="preserve">, K., and </w:t>
+      </w:r>
+      <w:proofErr w:type="spellStart"/>
+      <w:r>
+        <w:t>Panta</w:t>
+      </w:r>
+      <w:proofErr w:type="spellEnd"/>
+      <w:r>
+        <w:t>, A.: OCTOPUS database (v.2), Earth Syst. Sci. Data, 14, 3695–3713, https://doi.org/10.5194/essd-14-3695-2022, 2022.</w:t>
       </w:r>
     </w:p>
     <w:p>
@@ -1093,7 +1186,15 @@
         <w:pStyle w:val="Bibliography"/>
       </w:pPr>
       <w:r>
-        <w:t>Danielson, J. J. and Gesch, D. B.: Global multi-resolution terrain elevation data 2010 (GMTED2010), Open-File Report, U.S. Geological Survey, https://doi.org/10.3133/ofr20111073, 2011.</w:t>
+        <w:t xml:space="preserve">Danielson, J. J. and </w:t>
+      </w:r>
+      <w:proofErr w:type="spellStart"/>
+      <w:r>
+        <w:t>Gesch</w:t>
+      </w:r>
+      <w:proofErr w:type="spellEnd"/>
+      <w:r>
+        <w:t>, D. B.: Global multi-resolution terrain elevation data 2010 (GMTED2010), Open-File Report, U.S. Geological Survey, https://doi.org/10.3133/ofr20111073, 2011.</w:t>
       </w:r>
     </w:p>
     <w:p>
@@ -1101,7 +1202,7 @@
         <w:pStyle w:val="Bibliography"/>
       </w:pPr>
       <w:r>
-        <w:t>Fick, S. E. and Hijmans, R. J.: WorldClim 2: new 1-km spatial resolution climate surfaces for global land areas, International Journal of Climatology, 37, 4302–4315, https://doi.org/10.1002/joc.5086, 2017.</w:t>
+        <w:t>Ehlers, J., Gibbard, P., and Hughes, P.: Quaternary Glaciations - Extent and Chronology, 2–1108 pp., 2011.</w:t>
       </w:r>
     </w:p>
     <w:p>
@@ -1109,7 +1210,23 @@
         <w:pStyle w:val="Bibliography"/>
       </w:pPr>
       <w:r>
-        <w:t>Hartmann, J. and Moosdorf, N.: The new global lithological map database GLiM: A representation of rock properties at the Earth surface, Geochemistry, Geophysics, Geosystems, 13, https://doi.org/10.1029/2012GC004370, 2012.</w:t>
+        <w:t xml:space="preserve">Fick, S. E. and </w:t>
+      </w:r>
+      <w:proofErr w:type="spellStart"/>
+      <w:r>
+        <w:t>Hijmans</w:t>
+      </w:r>
+      <w:proofErr w:type="spellEnd"/>
+      <w:r>
+        <w:t xml:space="preserve">, R. J.: </w:t>
+      </w:r>
+      <w:proofErr w:type="spellStart"/>
+      <w:r>
+        <w:t>WorldClim</w:t>
+      </w:r>
+      <w:proofErr w:type="spellEnd"/>
+      <w:r>
+        <w:t xml:space="preserve"> 2: new 1-km spatial resolution climate surfaces for global land areas, International Journal of Climatology, 37, 4302–4315, https://doi.org/10.1002/joc.5086, 2017.</w:t>
       </w:r>
     </w:p>
     <w:p>
@@ -1117,13 +1234,42 @@
         <w:pStyle w:val="Bibliography"/>
       </w:pPr>
       <w:r>
-        <w:t>Kreemer, C., Blewitt, G., and Klein, E. C.: A geodetic plate motion and Global Strain Rate Model, Geochemistry, Geophysics, Geosystems, 15, 3849–3889, https://doi.org/10.1002/2014GC005407, 2014.</w:t>
+        <w:t xml:space="preserve">Hartmann, J. and </w:t>
+      </w:r>
+      <w:proofErr w:type="spellStart"/>
+      <w:r>
+        <w:t>Moosdorf</w:t>
+      </w:r>
+      <w:proofErr w:type="spellEnd"/>
+      <w:r>
+        <w:t xml:space="preserve">, N.: The new global lithological map database </w:t>
+      </w:r>
+      <w:proofErr w:type="spellStart"/>
+      <w:r>
+        <w:t>GLiM</w:t>
+      </w:r>
+      <w:proofErr w:type="spellEnd"/>
+      <w:r>
+        <w:t>: A representation of rock properties at the Earth surface, Geochemistry, Geophysics, Geosystems, 13, https://doi.org/10.1029/2012GC004370, 2012.</w:t>
       </w:r>
     </w:p>
     <w:p>
       <w:pPr>
         <w:pStyle w:val="Bibliography"/>
       </w:pPr>
+      <w:proofErr w:type="spellStart"/>
+      <w:r>
+        <w:t>Kreemer</w:t>
+      </w:r>
+      <w:proofErr w:type="spellEnd"/>
+      <w:r>
+        <w:t>, C., Blewitt, G., and Klein, E. C.: A geodetic plate motion and Global Strain Rate Model, Geochemistry, Geophysics, Geosystems, 15, 3849–3889, https://doi.org/10.1002/2014GC005407, 2014.</w:t>
+      </w:r>
+    </w:p>
+    <w:p>
+      <w:pPr>
+        <w:pStyle w:val="Bibliography"/>
+      </w:pPr>
       <w:r>
         <w:t>Larsen, I. J., Montgomery, D. R., and Greenberg, H. M.: The contribution of mountains to global denudation, Geology, 42, 527–530, 2014.</w:t>
       </w:r>
@@ -1133,7 +1279,15 @@
         <w:pStyle w:val="Bibliography"/>
       </w:pPr>
       <w:r>
-        <w:t>Lehner, B., Verdin, K., and Jarvis, A.: New Global Hydrography Derived From Spaceborne Elevation Data, Eos, Transactions American Geophysical Union, 89, 93–94, https://doi.org/10.1029/2008EO100001, 2008.</w:t>
+        <w:t xml:space="preserve">Lehner, B., Verdin, K., and Jarvis, A.: New Global Hydrography Derived </w:t>
+      </w:r>
+      <w:proofErr w:type="gramStart"/>
+      <w:r>
+        <w:t>From</w:t>
+      </w:r>
+      <w:proofErr w:type="gramEnd"/>
+      <w:r>
+        <w:t xml:space="preserve"> Spaceborne Elevation Data, Eos, Transactions American Geophysical Union, 89, 93–94, https://doi.org/10.1029/2008EO100001, 2008.</w:t>
       </w:r>
     </w:p>
     <w:p>
@@ -1141,23 +1295,73 @@
         <w:pStyle w:val="Bibliography"/>
       </w:pPr>
       <w:r>
-        <w:t>Messager, M. L., Lehner, B., Cockburn, C., Lamouroux, N., Pella, H., Snelder, T., Tockner, K., Trautmann, T., Watt, C., and Datry, T.: Global prevalence of non-perennial rivers and streams, Nature, 594, 391–397, 2021.</w:t>
+        <w:t xml:space="preserve">Messager, M. L., Lehner, B., Cockburn, C., </w:t>
+      </w:r>
+      <w:proofErr w:type="spellStart"/>
+      <w:r>
+        <w:t>Lamouroux</w:t>
+      </w:r>
+      <w:proofErr w:type="spellEnd"/>
+      <w:r>
+        <w:t xml:space="preserve">, N., Pella, H., </w:t>
+      </w:r>
+      <w:proofErr w:type="spellStart"/>
+      <w:r>
+        <w:t>Snelder</w:t>
+      </w:r>
+      <w:proofErr w:type="spellEnd"/>
+      <w:r>
+        <w:t xml:space="preserve">, T., </w:t>
+      </w:r>
+      <w:proofErr w:type="spellStart"/>
+      <w:r>
+        <w:t>Tockner</w:t>
+      </w:r>
+      <w:proofErr w:type="spellEnd"/>
+      <w:r>
+        <w:t xml:space="preserve">, K., Trautmann, T., Watt, C., and </w:t>
+      </w:r>
+      <w:proofErr w:type="spellStart"/>
+      <w:r>
+        <w:t>Datry</w:t>
+      </w:r>
+      <w:proofErr w:type="spellEnd"/>
+      <w:r>
+        <w:t>, T.: Global prevalence of non-perennial rivers and streams, Nature, 594, 391–397, 2021.</w:t>
       </w:r>
     </w:p>
     <w:p>
       <w:pPr>
         <w:pStyle w:val="Bibliography"/>
       </w:pPr>
-      <w:r>
-        <w:t>Šavrič, B., Patterson, T., and Jenny, B.: The Equal Earth map projection, International Journal of Geographical Information Science, 33, 454–465, https://doi.org/10.1080/13658816.2018.1504949, 2019.</w:t>
+      <w:proofErr w:type="spellStart"/>
+      <w:r>
+        <w:t>Šavrič</w:t>
+      </w:r>
+      <w:proofErr w:type="spellEnd"/>
+      <w:r>
+        <w:t>, B., Patterson, T., and Jenny, B.: The Equal Earth map projection, International Journal of Geographical Information Science, 33, 454–465, https://doi.org/10.1080/13658816.2018.1504949, 2019.</w:t>
       </w:r>
     </w:p>
     <w:p>
       <w:pPr>
         <w:pStyle w:val="Bibliography"/>
       </w:pPr>
-      <w:r>
-        <w:t>Trabucco, A. and Zomer, R.: Global Aridity Index and Potential Evapotranspiration (ET0) Climate Database v2, https://doi.org/10.6084/m9.figshare.7504448.v3, 2019.</w:t>
+      <w:proofErr w:type="spellStart"/>
+      <w:r>
+        <w:t>Trabucco</w:t>
+      </w:r>
+      <w:proofErr w:type="spellEnd"/>
+      <w:r>
+        <w:t xml:space="preserve">, A. and </w:t>
+      </w:r>
+      <w:proofErr w:type="spellStart"/>
+      <w:r>
+        <w:t>Zomer</w:t>
+      </w:r>
+      <w:proofErr w:type="spellEnd"/>
+      <w:r>
+        <w:t>, R.: Global Aridity Index and Potential Evapotranspiration (ET0) Climate Database v2, https://doi.org/10.6084/m9.figshare.7504448.v3, 2019.</w:t>
       </w:r>
     </w:p>
     <w:p>
@@ -1178,7 +1382,7 @@
 </file>
 
 <file path=word/endnotes.xml><?xml version="1.0" encoding="utf-8"?>
-<w:endnotes xmlns:wpc="http://schemas.microsoft.com/office/word/2010/wordprocessingCanvas" xmlns:cx="http://schemas.microsoft.com/office/drawing/2014/chartex" xmlns:cx1="http://schemas.microsoft.com/office/drawing/2015/9/8/chartex" xmlns:cx2="http://schemas.microsoft.com/office/drawing/2015/10/21/chartex" xmlns:cx3="http://schemas.microsoft.com/office/drawing/2016/5/9/chartex" xmlns:cx4="http://schemas.microsoft.com/office/drawing/2016/5/10/chartex" xmlns:cx5="http://schemas.microsoft.com/office/drawing/2016/5/11/chartex" xmlns:cx6="http://schemas.microsoft.com/office/drawing/2016/5/12/chartex" xmlns:cx7="http://schemas.microsoft.com/office/drawing/2016/5/13/chartex" xmlns:cx8="http://schemas.microsoft.com/office/drawing/2016/5/14/chartex" xmlns:mc="http://schemas.openxmlformats.org/markup-compatibility/2006" xmlns:aink="http://schemas.microsoft.com/office/drawing/2016/ink" xmlns:am3d="http://schemas.microsoft.com/office/drawing/2017/model3d" xmlns:o="urn:schemas-microsoft-com:office:office" xmlns:oel="http://schemas.microsoft.com/office/2019/extlst" xmlns:r="http://schemas.openxmlformats.org/officeDocument/2006/relationships" xmlns:m="http://schemas.openxmlformats.org/officeDocument/2006/math" xmlns:v="urn:schemas-microsoft-com:vml" xmlns:wp14="http://schemas.microsoft.com/office/word/2010/wordprocessingDrawing" xmlns:wp="http://schemas.openxmlformats.org/drawingml/2006/wordprocessingDrawing" xmlns:w10="urn:schemas-microsoft-com:office:word" xmlns:w="http://schemas.openxmlformats.org/wordprocessingml/2006/main" xmlns:w14="http://schemas.microsoft.com/office/word/2010/wordml" xmlns:w15="http://schemas.microsoft.com/office/word/2012/wordml" xmlns:w16cex="http://schemas.microsoft.com/office/word/2018/wordml/cex" xmlns:w16cid="http://schemas.microsoft.com/office/word/2016/wordml/cid" xmlns:w16="http://schemas.microsoft.com/office/word/2018/wordml" xmlns:w16du="http://schemas.microsoft.com/office/word/2023/wordml/word16du" xmlns:w16sdtdh="http://schemas.microsoft.com/office/word/2020/wordml/sdtdatahash" xmlns:w16se="http://schemas.microsoft.com/office/word/2015/wordml/symex" xmlns:wpg="http://schemas.microsoft.com/office/word/2010/wordprocessingGroup" xmlns:wpi="http://schemas.microsoft.com/office/word/2010/wordprocessingInk" xmlns:wne="http://schemas.microsoft.com/office/word/2006/wordml" xmlns:wps="http://schemas.microsoft.com/office/word/2010/wordprocessingShape" mc:Ignorable="w14 w15 w16se w16cid w16 w16cex w16sdtdh w16du wp14">
+<w:endnotes xmlns:wpc="http://schemas.microsoft.com/office/word/2010/wordprocessingCanvas" xmlns:cx="http://schemas.microsoft.com/office/drawing/2014/chartex" xmlns:cx1="http://schemas.microsoft.com/office/drawing/2015/9/8/chartex" xmlns:cx2="http://schemas.microsoft.com/office/drawing/2015/10/21/chartex" xmlns:cx3="http://schemas.microsoft.com/office/drawing/2016/5/9/chartex" xmlns:cx4="http://schemas.microsoft.com/office/drawing/2016/5/10/chartex" xmlns:cx5="http://schemas.microsoft.com/office/drawing/2016/5/11/chartex" xmlns:cx6="http://schemas.microsoft.com/office/drawing/2016/5/12/chartex" xmlns:cx7="http://schemas.microsoft.com/office/drawing/2016/5/13/chartex" xmlns:cx8="http://schemas.microsoft.com/office/drawing/2016/5/14/chartex" xmlns:mc="http://schemas.openxmlformats.org/markup-compatibility/2006" xmlns:aink="http://schemas.microsoft.com/office/drawing/2016/ink" xmlns:am3d="http://schemas.microsoft.com/office/drawing/2017/model3d" xmlns:o="urn:schemas-microsoft-com:office:office" xmlns:oel="http://schemas.microsoft.com/office/2019/extlst" xmlns:r="http://schemas.openxmlformats.org/officeDocument/2006/relationships" xmlns:m="http://schemas.openxmlformats.org/officeDocument/2006/math" xmlns:v="urn:schemas-microsoft-com:vml" xmlns:wp14="http://schemas.microsoft.com/office/word/2010/wordprocessingDrawing" xmlns:wp="http://schemas.openxmlformats.org/drawingml/2006/wordprocessingDrawing" xmlns:w10="urn:schemas-microsoft-com:office:word" xmlns:w="http://schemas.openxmlformats.org/wordprocessingml/2006/main" xmlns:w14="http://schemas.microsoft.com/office/word/2010/wordml" xmlns:w15="http://schemas.microsoft.com/office/word/2012/wordml" xmlns:w16cex="http://schemas.microsoft.com/office/word/2018/wordml/cex" xmlns:w16cid="http://schemas.microsoft.com/office/word/2016/wordml/cid" xmlns:w16="http://schemas.microsoft.com/office/word/2018/wordml" xmlns:w16du="http://schemas.microsoft.com/office/word/2023/wordml/word16du" xmlns:w16sdtdh="http://schemas.microsoft.com/office/word/2020/wordml/sdtdatahash" xmlns:w16sdtfl="http://schemas.microsoft.com/office/word/2024/wordml/sdtformatlock" xmlns:w16se="http://schemas.microsoft.com/office/word/2015/wordml/symex" xmlns:wpg="http://schemas.microsoft.com/office/word/2010/wordprocessingGroup" xmlns:wpi="http://schemas.microsoft.com/office/word/2010/wordprocessingInk" xmlns:wne="http://schemas.microsoft.com/office/word/2006/wordml" xmlns:wps="http://schemas.microsoft.com/office/word/2010/wordprocessingShape" mc:Ignorable="w14 w15 w16se w16cid w16 w16cex w16sdtdh w16sdtfl w16du wp14">
   <w:endnote w:type="separator" w:id="-1">
     <w:p>
       <w:pPr>
@@ -1210,7 +1414,7 @@
 </file>
 
 <file path=word/footer1.xml><?xml version="1.0" encoding="utf-8"?>
-<w:ftr xmlns:wpc="http://schemas.microsoft.com/office/word/2010/wordprocessingCanvas" xmlns:cx="http://schemas.microsoft.com/office/drawing/2014/chartex" xmlns:cx1="http://schemas.microsoft.com/office/drawing/2015/9/8/chartex" xmlns:cx2="http://schemas.microsoft.com/office/drawing/2015/10/21/chartex" xmlns:cx3="http://schemas.microsoft.com/office/drawing/2016/5/9/chartex" xmlns:cx4="http://schemas.microsoft.com/office/drawing/2016/5/10/chartex" xmlns:cx5="http://schemas.microsoft.com/office/drawing/2016/5/11/chartex" xmlns:cx6="http://schemas.microsoft.com/office/drawing/2016/5/12/chartex" xmlns:cx7="http://schemas.microsoft.com/office/drawing/2016/5/13/chartex" xmlns:cx8="http://schemas.microsoft.com/office/drawing/2016/5/14/chartex" xmlns:mc="http://schemas.openxmlformats.org/markup-compatibility/2006" xmlns:aink="http://schemas.microsoft.com/office/drawing/2016/ink" xmlns:am3d="http://schemas.microsoft.com/office/drawing/2017/model3d" xmlns:o="urn:schemas-microsoft-com:office:office" xmlns:oel="http://schemas.microsoft.com/office/2019/extlst" xmlns:r="http://schemas.openxmlformats.org/officeDocument/2006/relationships" xmlns:m="http://schemas.openxmlformats.org/officeDocument/2006/math" xmlns:v="urn:schemas-microsoft-com:vml" xmlns:wp14="http://schemas.microsoft.com/office/word/2010/wordprocessingDrawing" xmlns:wp="http://schemas.openxmlformats.org/drawingml/2006/wordprocessingDrawing" xmlns:w10="urn:schemas-microsoft-com:office:word" xmlns:w="http://schemas.openxmlformats.org/wordprocessingml/2006/main" xmlns:w14="http://schemas.microsoft.com/office/word/2010/wordml" xmlns:w15="http://schemas.microsoft.com/office/word/2012/wordml" xmlns:w16cex="http://schemas.microsoft.com/office/word/2018/wordml/cex" xmlns:w16cid="http://schemas.microsoft.com/office/word/2016/wordml/cid" xmlns:w16="http://schemas.microsoft.com/office/word/2018/wordml" xmlns:w16du="http://schemas.microsoft.com/office/word/2023/wordml/word16du" xmlns:w16sdtdh="http://schemas.microsoft.com/office/word/2020/wordml/sdtdatahash" xmlns:w16se="http://schemas.microsoft.com/office/word/2015/wordml/symex" xmlns:wpg="http://schemas.microsoft.com/office/word/2010/wordprocessingGroup" xmlns:wpi="http://schemas.microsoft.com/office/word/2010/wordprocessingInk" xmlns:wne="http://schemas.microsoft.com/office/word/2006/wordml" xmlns:wps="http://schemas.microsoft.com/office/word/2010/wordprocessingShape" mc:Ignorable="w14 w15 w16se w16cid w16 w16cex w16sdtdh w16du wp14">
+<w:ftr xmlns:wpc="http://schemas.microsoft.com/office/word/2010/wordprocessingCanvas" xmlns:cx="http://schemas.microsoft.com/office/drawing/2014/chartex" xmlns:cx1="http://schemas.microsoft.com/office/drawing/2015/9/8/chartex" xmlns:cx2="http://schemas.microsoft.com/office/drawing/2015/10/21/chartex" xmlns:cx3="http://schemas.microsoft.com/office/drawing/2016/5/9/chartex" xmlns:cx4="http://schemas.microsoft.com/office/drawing/2016/5/10/chartex" xmlns:cx5="http://schemas.microsoft.com/office/drawing/2016/5/11/chartex" xmlns:cx6="http://schemas.microsoft.com/office/drawing/2016/5/12/chartex" xmlns:cx7="http://schemas.microsoft.com/office/drawing/2016/5/13/chartex" xmlns:cx8="http://schemas.microsoft.com/office/drawing/2016/5/14/chartex" xmlns:mc="http://schemas.openxmlformats.org/markup-compatibility/2006" xmlns:aink="http://schemas.microsoft.com/office/drawing/2016/ink" xmlns:am3d="http://schemas.microsoft.com/office/drawing/2017/model3d" xmlns:o="urn:schemas-microsoft-com:office:office" xmlns:oel="http://schemas.microsoft.com/office/2019/extlst" xmlns:r="http://schemas.openxmlformats.org/officeDocument/2006/relationships" xmlns:m="http://schemas.openxmlformats.org/officeDocument/2006/math" xmlns:v="urn:schemas-microsoft-com:vml" xmlns:wp14="http://schemas.microsoft.com/office/word/2010/wordprocessingDrawing" xmlns:wp="http://schemas.openxmlformats.org/drawingml/2006/wordprocessingDrawing" xmlns:w10="urn:schemas-microsoft-com:office:word" xmlns:w="http://schemas.openxmlformats.org/wordprocessingml/2006/main" xmlns:w14="http://schemas.microsoft.com/office/word/2010/wordml" xmlns:w15="http://schemas.microsoft.com/office/word/2012/wordml" xmlns:w16cex="http://schemas.microsoft.com/office/word/2018/wordml/cex" xmlns:w16cid="http://schemas.microsoft.com/office/word/2016/wordml/cid" xmlns:w16="http://schemas.microsoft.com/office/word/2018/wordml" xmlns:w16du="http://schemas.microsoft.com/office/word/2023/wordml/word16du" xmlns:w16sdtdh="http://schemas.microsoft.com/office/word/2020/wordml/sdtdatahash" xmlns:w16sdtfl="http://schemas.microsoft.com/office/word/2024/wordml/sdtformatlock" xmlns:w16se="http://schemas.microsoft.com/office/word/2015/wordml/symex" xmlns:wpg="http://schemas.microsoft.com/office/word/2010/wordprocessingGroup" xmlns:wpi="http://schemas.microsoft.com/office/word/2010/wordprocessingInk" xmlns:wne="http://schemas.microsoft.com/office/word/2006/wordml" xmlns:wps="http://schemas.microsoft.com/office/word/2010/wordprocessingShape" mc:Ignorable="w14 w15 w16se w16cid w16 w16cex w16sdtdh w16sdtfl w16du wp14">
   <w:sdt>
     <w:sdtPr>
       <w:id w:val="-2067788171"/>
@@ -1263,7 +1467,7 @@
 </file>
 
 <file path=word/footnotes.xml><?xml version="1.0" encoding="utf-8"?>
-<w:footnotes xmlns:wpc="http://schemas.microsoft.com/office/word/2010/wordprocessingCanvas" xmlns:cx="http://schemas.microsoft.com/office/drawing/2014/chartex" xmlns:cx1="http://schemas.microsoft.com/office/drawing/2015/9/8/chartex" xmlns:cx2="http://schemas.microsoft.com/office/drawing/2015/10/21/chartex" xmlns:cx3="http://schemas.microsoft.com/office/drawing/2016/5/9/chartex" xmlns:cx4="http://schemas.microsoft.com/office/drawing/2016/5/10/chartex" xmlns:cx5="http://schemas.microsoft.com/office/drawing/2016/5/11/chartex" xmlns:cx6="http://schemas.microsoft.com/office/drawing/2016/5/12/chartex" xmlns:cx7="http://schemas.microsoft.com/office/drawing/2016/5/13/chartex" xmlns:cx8="http://schemas.microsoft.com/office/drawing/2016/5/14/chartex" xmlns:mc="http://schemas.openxmlformats.org/markup-compatibility/2006" xmlns:aink="http://schemas.microsoft.com/office/drawing/2016/ink" xmlns:am3d="http://schemas.microsoft.com/office/drawing/2017/model3d" xmlns:o="urn:schemas-microsoft-com:office:office" xmlns:oel="http://schemas.microsoft.com/office/2019/extlst" xmlns:r="http://schemas.openxmlformats.org/officeDocument/2006/relationships" xmlns:m="http://schemas.openxmlformats.org/officeDocument/2006/math" xmlns:v="urn:schemas-microsoft-com:vml" xmlns:wp14="http://schemas.microsoft.com/office/word/2010/wordprocessingDrawing" xmlns:wp="http://schemas.openxmlformats.org/drawingml/2006/wordprocessingDrawing" xmlns:w10="urn:schemas-microsoft-com:office:word" xmlns:w="http://schemas.openxmlformats.org/wordprocessingml/2006/main" xmlns:w14="http://schemas.microsoft.com/office/word/2010/wordml" xmlns:w15="http://schemas.microsoft.com/office/word/2012/wordml" xmlns:w16cex="http://schemas.microsoft.com/office/word/2018/wordml/cex" xmlns:w16cid="http://schemas.microsoft.com/office/word/2016/wordml/cid" xmlns:w16="http://schemas.microsoft.com/office/word/2018/wordml" xmlns:w16du="http://schemas.microsoft.com/office/word/2023/wordml/word16du" xmlns:w16sdtdh="http://schemas.microsoft.com/office/word/2020/wordml/sdtdatahash" xmlns:w16se="http://schemas.microsoft.com/office/word/2015/wordml/symex" xmlns:wpg="http://schemas.microsoft.com/office/word/2010/wordprocessingGroup" xmlns:wpi="http://schemas.microsoft.com/office/word/2010/wordprocessingInk" xmlns:wne="http://schemas.microsoft.com/office/word/2006/wordml" xmlns:wps="http://schemas.microsoft.com/office/word/2010/wordprocessingShape" mc:Ignorable="w14 w15 w16se w16cid w16 w16cex w16sdtdh w16du wp14">
+<w:footnotes xmlns:wpc="http://schemas.microsoft.com/office/word/2010/wordprocessingCanvas" xmlns:cx="http://schemas.microsoft.com/office/drawing/2014/chartex" xmlns:cx1="http://schemas.microsoft.com/office/drawing/2015/9/8/chartex" xmlns:cx2="http://schemas.microsoft.com/office/drawing/2015/10/21/chartex" xmlns:cx3="http://schemas.microsoft.com/office/drawing/2016/5/9/chartex" xmlns:cx4="http://schemas.microsoft.com/office/drawing/2016/5/10/chartex" xmlns:cx5="http://schemas.microsoft.com/office/drawing/2016/5/11/chartex" xmlns:cx6="http://schemas.microsoft.com/office/drawing/2016/5/12/chartex" xmlns:cx7="http://schemas.microsoft.com/office/drawing/2016/5/13/chartex" xmlns:cx8="http://schemas.microsoft.com/office/drawing/2016/5/14/chartex" xmlns:mc="http://schemas.openxmlformats.org/markup-compatibility/2006" xmlns:aink="http://schemas.microsoft.com/office/drawing/2016/ink" xmlns:am3d="http://schemas.microsoft.com/office/drawing/2017/model3d" xmlns:o="urn:schemas-microsoft-com:office:office" xmlns:oel="http://schemas.microsoft.com/office/2019/extlst" xmlns:r="http://schemas.openxmlformats.org/officeDocument/2006/relationships" xmlns:m="http://schemas.openxmlformats.org/officeDocument/2006/math" xmlns:v="urn:schemas-microsoft-com:vml" xmlns:wp14="http://schemas.microsoft.com/office/word/2010/wordprocessingDrawing" xmlns:wp="http://schemas.openxmlformats.org/drawingml/2006/wordprocessingDrawing" xmlns:w10="urn:schemas-microsoft-com:office:word" xmlns:w="http://schemas.openxmlformats.org/wordprocessingml/2006/main" xmlns:w14="http://schemas.microsoft.com/office/word/2010/wordml" xmlns:w15="http://schemas.microsoft.com/office/word/2012/wordml" xmlns:w16cex="http://schemas.microsoft.com/office/word/2018/wordml/cex" xmlns:w16cid="http://schemas.microsoft.com/office/word/2016/wordml/cid" xmlns:w16="http://schemas.microsoft.com/office/word/2018/wordml" xmlns:w16du="http://schemas.microsoft.com/office/word/2023/wordml/word16du" xmlns:w16sdtdh="http://schemas.microsoft.com/office/word/2020/wordml/sdtdatahash" xmlns:w16sdtfl="http://schemas.microsoft.com/office/word/2024/wordml/sdtformatlock" xmlns:w16se="http://schemas.microsoft.com/office/word/2015/wordml/symex" xmlns:wpg="http://schemas.microsoft.com/office/word/2010/wordprocessingGroup" xmlns:wpi="http://schemas.microsoft.com/office/word/2010/wordprocessingInk" xmlns:wne="http://schemas.microsoft.com/office/word/2006/wordml" xmlns:wps="http://schemas.microsoft.com/office/word/2010/wordprocessingShape" mc:Ignorable="w14 w15 w16se w16cid w16 w16cex w16sdtdh w16sdtfl w16du wp14">
   <w:footnote w:type="separator" w:id="-1">
     <w:p>
       <w:pPr>
@@ -1295,7 +1499,7 @@
 </file>
 
 <file path=word/numbering.xml><?xml version="1.0" encoding="utf-8"?>
-<w:numbering xmlns:wpc="http://schemas.microsoft.com/office/word/2010/wordprocessingCanvas" xmlns:cx="http://schemas.microsoft.com/office/drawing/2014/chartex" xmlns:cx1="http://schemas.microsoft.com/office/drawing/2015/9/8/chartex" xmlns:cx2="http://schemas.microsoft.com/office/drawing/2015/10/21/chartex" xmlns:cx3="http://schemas.microsoft.com/office/drawing/2016/5/9/chartex" xmlns:cx4="http://schemas.microsoft.com/office/drawing/2016/5/10/chartex" xmlns:cx5="http://schemas.microsoft.com/office/drawing/2016/5/11/chartex" xmlns:cx6="http://schemas.microsoft.com/office/drawing/2016/5/12/chartex" xmlns:cx7="http://schemas.microsoft.com/office/drawing/2016/5/13/chartex" xmlns:cx8="http://schemas.microsoft.com/office/drawing/2016/5/14/chartex" xmlns:mc="http://schemas.openxmlformats.org/markup-compatibility/2006" xmlns:aink="http://schemas.microsoft.com/office/drawing/2016/ink" xmlns:am3d="http://schemas.microsoft.com/office/drawing/2017/model3d" xmlns:o="urn:schemas-microsoft-com:office:office" xmlns:oel="http://schemas.microsoft.com/office/2019/extlst" xmlns:r="http://schemas.openxmlformats.org/officeDocument/2006/relationships" xmlns:m="http://schemas.openxmlformats.org/officeDocument/2006/math" xmlns:v="urn:schemas-microsoft-com:vml" xmlns:wp14="http://schemas.microsoft.com/office/word/2010/wordprocessingDrawing" xmlns:wp="http://schemas.openxmlformats.org/drawingml/2006/wordprocessingDrawing" xmlns:w10="urn:schemas-microsoft-com:office:word" xmlns:w="http://schemas.openxmlformats.org/wordprocessingml/2006/main" xmlns:w14="http://schemas.microsoft.com/office/word/2010/wordml" xmlns:w15="http://schemas.microsoft.com/office/word/2012/wordml" xmlns:w16cex="http://schemas.microsoft.com/office/word/2018/wordml/cex" xmlns:w16cid="http://schemas.microsoft.com/office/word/2016/wordml/cid" xmlns:w16="http://schemas.microsoft.com/office/word/2018/wordml" xmlns:w16du="http://schemas.microsoft.com/office/word/2023/wordml/word16du" xmlns:w16sdtdh="http://schemas.microsoft.com/office/word/2020/wordml/sdtdatahash" xmlns:w16se="http://schemas.microsoft.com/office/word/2015/wordml/symex" xmlns:wpg="http://schemas.microsoft.com/office/word/2010/wordprocessingGroup" xmlns:wpi="http://schemas.microsoft.com/office/word/2010/wordprocessingInk" xmlns:wne="http://schemas.microsoft.com/office/word/2006/wordml" xmlns:wps="http://schemas.microsoft.com/office/word/2010/wordprocessingShape" mc:Ignorable="w14 w15 w16se w16cid w16 w16cex w16sdtdh w16du wp14">
+<w:numbering xmlns:wpc="http://schemas.microsoft.com/office/word/2010/wordprocessingCanvas" xmlns:cx="http://schemas.microsoft.com/office/drawing/2014/chartex" xmlns:cx1="http://schemas.microsoft.com/office/drawing/2015/9/8/chartex" xmlns:cx2="http://schemas.microsoft.com/office/drawing/2015/10/21/chartex" xmlns:cx3="http://schemas.microsoft.com/office/drawing/2016/5/9/chartex" xmlns:cx4="http://schemas.microsoft.com/office/drawing/2016/5/10/chartex" xmlns:cx5="http://schemas.microsoft.com/office/drawing/2016/5/11/chartex" xmlns:cx6="http://schemas.microsoft.com/office/drawing/2016/5/12/chartex" xmlns:cx7="http://schemas.microsoft.com/office/drawing/2016/5/13/chartex" xmlns:cx8="http://schemas.microsoft.com/office/drawing/2016/5/14/chartex" xmlns:mc="http://schemas.openxmlformats.org/markup-compatibility/2006" xmlns:aink="http://schemas.microsoft.com/office/drawing/2016/ink" xmlns:am3d="http://schemas.microsoft.com/office/drawing/2017/model3d" xmlns:o="urn:schemas-microsoft-com:office:office" xmlns:oel="http://schemas.microsoft.com/office/2019/extlst" xmlns:r="http://schemas.openxmlformats.org/officeDocument/2006/relationships" xmlns:m="http://schemas.openxmlformats.org/officeDocument/2006/math" xmlns:v="urn:schemas-microsoft-com:vml" xmlns:wp14="http://schemas.microsoft.com/office/word/2010/wordprocessingDrawing" xmlns:wp="http://schemas.openxmlformats.org/drawingml/2006/wordprocessingDrawing" xmlns:w10="urn:schemas-microsoft-com:office:word" xmlns:w="http://schemas.openxmlformats.org/wordprocessingml/2006/main" xmlns:w14="http://schemas.microsoft.com/office/word/2010/wordml" xmlns:w15="http://schemas.microsoft.com/office/word/2012/wordml" xmlns:w16cex="http://schemas.microsoft.com/office/word/2018/wordml/cex" xmlns:w16cid="http://schemas.microsoft.com/office/word/2016/wordml/cid" xmlns:w16="http://schemas.microsoft.com/office/word/2018/wordml" xmlns:w16du="http://schemas.microsoft.com/office/word/2023/wordml/word16du" xmlns:w16sdtdh="http://schemas.microsoft.com/office/word/2020/wordml/sdtdatahash" xmlns:w16sdtfl="http://schemas.microsoft.com/office/word/2024/wordml/sdtformatlock" xmlns:w16se="http://schemas.microsoft.com/office/word/2015/wordml/symex" xmlns:wpg="http://schemas.microsoft.com/office/word/2010/wordprocessingGroup" xmlns:wpi="http://schemas.microsoft.com/office/word/2010/wordprocessingInk" xmlns:wne="http://schemas.microsoft.com/office/word/2006/wordml" xmlns:wps="http://schemas.microsoft.com/office/word/2010/wordprocessingShape" mc:Ignorable="w14 w15 w16se w16cid w16 w16cex w16sdtdh w16sdtfl w16du wp14">
   <w:abstractNum w:abstractNumId="0" w15:restartNumberingAfterBreak="0">
     <w:nsid w:val="0B294403"/>
     <w:multiLevelType w:val="hybridMultilevel"/>
@@ -1839,7 +2043,7 @@
 </file>
 
 <file path=word/styles.xml><?xml version="1.0" encoding="utf-8"?>
-<w:styles xmlns:mc="http://schemas.openxmlformats.org/markup-compatibility/2006" xmlns:r="http://schemas.openxmlformats.org/officeDocument/2006/relationships" xmlns:w="http://schemas.openxmlformats.org/wordprocessingml/2006/main" xmlns:w14="http://schemas.microsoft.com/office/word/2010/wordml" xmlns:w15="http://schemas.microsoft.com/office/word/2012/wordml" xmlns:w16cex="http://schemas.microsoft.com/office/word/2018/wordml/cex" xmlns:w16cid="http://schemas.microsoft.com/office/word/2016/wordml/cid" xmlns:w16="http://schemas.microsoft.com/office/word/2018/wordml" xmlns:w16du="http://schemas.microsoft.com/office/word/2023/wordml/word16du" xmlns:w16sdtdh="http://schemas.microsoft.com/office/word/2020/wordml/sdtdatahash" xmlns:w16se="http://schemas.microsoft.com/office/word/2015/wordml/symex" mc:Ignorable="w14 w15 w16se w16cid w16 w16cex w16sdtdh w16du">
+<w:styles xmlns:mc="http://schemas.openxmlformats.org/markup-compatibility/2006" xmlns:r="http://schemas.openxmlformats.org/officeDocument/2006/relationships" xmlns:w="http://schemas.openxmlformats.org/wordprocessingml/2006/main" xmlns:w14="http://schemas.microsoft.com/office/word/2010/wordml" xmlns:w15="http://schemas.microsoft.com/office/word/2012/wordml" xmlns:w16cex="http://schemas.microsoft.com/office/word/2018/wordml/cex" xmlns:w16cid="http://schemas.microsoft.com/office/word/2016/wordml/cid" xmlns:w16="http://schemas.microsoft.com/office/word/2018/wordml" xmlns:w16du="http://schemas.microsoft.com/office/word/2023/wordml/word16du" xmlns:w16sdtdh="http://schemas.microsoft.com/office/word/2020/wordml/sdtdatahash" xmlns:w16sdtfl="http://schemas.microsoft.com/office/word/2024/wordml/sdtformatlock" xmlns:w16se="http://schemas.microsoft.com/office/word/2015/wordml/symex" mc:Ignorable="w14 w15 w16se w16cid w16 w16cex w16sdtdh w16sdtfl w16du">
   <w:docDefaults>
     <w:rPrDefault>
       <w:rPr>
